--- a/docs/exercises/ex-PA.docx
+++ b/docs/exercises/ex-PA.docx
@@ -265,7 +265,7 @@
       </w:r>
     </w:p>
     <w:bookmarkEnd w:id="24"/>
-    <w:bookmarkStart w:id="25" w:name="submission-details"/>
+    <w:bookmarkStart w:id="26" w:name="submission-details"/>
     <w:p>
       <w:pPr>
         <w:pStyle w:val="Heading2"/>
@@ -293,8 +293,25 @@
           <w:b/>
           <w:bCs/>
         </w:rPr>
-        <w:t xml:space="preserve">Thursday, February 12, 2026 at 11:59 pm</w:t>
-      </w:r>
+        <w:t xml:space="preserve">2026-02-12</w:t>
+      </w:r>
+      <w:r>
+        <w:t xml:space="preserve"> </w:t>
+      </w:r>
+      <w:r>
+        <w:t xml:space="preserve">via the Canvas</w:t>
+      </w:r>
+      <w:r>
+        <w:t xml:space="preserve"> </w:t>
+      </w:r>
+      <w:hyperlink r:id="rId25">
+        <w:r>
+          <w:rPr>
+            <w:rStyle w:val="Hyperlink"/>
+          </w:rPr>
+          <w:t xml:space="preserve">dropbox</w:t>
+        </w:r>
+      </w:hyperlink>
       <w:r>
         <w:t xml:space="preserve">.</w:t>
       </w:r>
@@ -323,7 +340,7 @@
         <w:t xml:space="preserve">If you found any resources that were especially useful to you in answering these questions, please cite them.</w:t>
       </w:r>
     </w:p>
-    <w:bookmarkEnd w:id="25"/>
+    <w:bookmarkEnd w:id="26"/>
     <w:sectPr>
       <w:footnotePr>
         <w:numRestart w:val="eachSect"/>

--- a/docs/exercises/ex-PA.docx
+++ b/docs/exercises/ex-PA.docx
@@ -76,6 +76,18 @@
       </w:r>
       <w:r>
         <w:t xml:space="preserve">that influences that state or behavior.</w:t>
+      </w:r>
+    </w:p>
+    <w:p>
+      <w:pPr>
+        <w:pStyle w:val="Compact"/>
+        <w:numPr>
+          <w:ilvl w:val="0"/>
+          <w:numId w:val="1001"/>
+        </w:numPr>
+      </w:pPr>
+      <w:r>
+        <w:t xml:space="preserve">To explore whether focusing on perceptual information or actions sheds light on the interplay among them, especially when thinking about internal mental states.</w:t>
       </w:r>
     </w:p>
     <w:bookmarkEnd w:id="20"/>
@@ -264,6 +276,22 @@
         <w:t xml:space="preserve">Is the behavior or internal state regulated in some way? In other words, does perceptual information alter the intensity or character of the behavior or state? If so how?</w:t>
       </w:r>
     </w:p>
+    <w:p>
+      <w:pPr>
+        <w:pStyle w:val="BodyText"/>
+      </w:pPr>
+      <w:r>
+        <w:t xml:space="preserve">Does taking a perception/processing/action perspective inform understanding about the behavior or state in particular ways?</w:t>
+      </w:r>
+    </w:p>
+    <w:p>
+      <w:pPr>
+        <w:pStyle w:val="BodyText"/>
+      </w:pPr>
+      <w:r>
+        <w:t xml:space="preserve">Similarly, how does capturing the information flows in a diagram shed light on the behavior or state?</w:t>
+      </w:r>
+    </w:p>
     <w:bookmarkEnd w:id="24"/>
     <w:bookmarkStart w:id="26" w:name="submission-details"/>
     <w:p>
@@ -326,6 +354,30 @@
       </w:pPr>
       <w:r>
         <w:t xml:space="preserve">If you work with other people, please indicate the name(s) of your co-authors in your document. You need not include them in the document file name, however.</w:t>
+      </w:r>
+    </w:p>
+    <w:p>
+      <w:pPr>
+        <w:pStyle w:val="Compact"/>
+        <w:numPr>
+          <w:ilvl w:val="0"/>
+          <w:numId w:val="1003"/>
+        </w:numPr>
+      </w:pPr>
+      <w:r>
+        <w:t xml:space="preserve">Always use page numbers, double-spacing, and APA citation format.</w:t>
+      </w:r>
+    </w:p>
+    <w:p>
+      <w:pPr>
+        <w:pStyle w:val="Compact"/>
+        <w:numPr>
+          <w:ilvl w:val="0"/>
+          <w:numId w:val="1003"/>
+        </w:numPr>
+      </w:pPr>
+      <w:r>
+        <w:t xml:space="preserve">While variations are acceptable, the 5 paragraph essay format is a good choice here. Make sure that your paper makes a specific claim or argument in a thesis sentence contained in your introduction and that you restate your thesis in a concluding paragraph.</w:t>
       </w:r>
     </w:p>
     <w:p>
